--- a/Design/MeepleWood_Data Visualasation.docx
+++ b/Design/MeepleWood_Data Visualasation.docx
@@ -746,6 +746,2182 @@
       </w:r>
     </w:p>
     <w:p>
+      <w:r>
+        <w:t>The data is a dynamic dataset, manually exported / collected from 3 different sources.</w:t>
+      </w:r>
+    </w:p>
+    <w:p>
+      <w:pPr>
+        <w:pStyle w:val="Kop2"/>
+      </w:pPr>
+      <w:r>
+        <w:t>BGG Data</w:t>
+      </w:r>
+    </w:p>
+    <w:p>
+      <w:r>
+        <w:t xml:space="preserve">An export can be made directly from the BoardGameGeek website, this is however limited to a certain amount of records. From an external tool, the data can be retrieved with a few clicks </w:t>
+      </w:r>
+      <w:sdt>
+        <w:sdtPr>
+          <w:id w:val="-1581211068"/>
+          <w:citation/>
+        </w:sdtPr>
+        <w:sdtContent>
+          <w:r>
+            <w:fldChar w:fldCharType="begin"/>
+          </w:r>
+          <w:r>
+            <w:rPr>
+              <w:lang w:val="en-NL"/>
+            </w:rPr>
+            <w:instrText xml:space="preserve"> CITATION Export \l 8192 </w:instrText>
+          </w:r>
+          <w:r>
+            <w:fldChar w:fldCharType="separate"/>
+          </w:r>
+          <w:r>
+            <w:rPr>
+              <w:noProof/>
+              <w:lang w:val="en-NL"/>
+            </w:rPr>
+            <w:t>(Board Game Plays Export, n.d.)</w:t>
+          </w:r>
+          <w:r>
+            <w:fldChar w:fldCharType="end"/>
+          </w:r>
+        </w:sdtContent>
+      </w:sdt>
+      <w:r>
+        <w:t>. This export has the following naming structure: &lt;username&gt;-plays-&lt;date retrieved&gt;.csv.</w:t>
+      </w:r>
+    </w:p>
+    <w:p>
+      <w:r>
+        <w:t>For the following analysis, the export “excali8ur-plays-2025-03-23.csv” is used.</w:t>
+      </w:r>
+    </w:p>
+    <w:p>
+      <w:pPr>
+        <w:pStyle w:val="Kop3"/>
+      </w:pPr>
+      <w:proofErr w:type="spellStart"/>
+      <w:r>
+        <w:t>Datastructure</w:t>
+      </w:r>
+      <w:proofErr w:type="spellEnd"/>
+    </w:p>
+    <w:tbl>
+      <w:tblPr>
+        <w:tblStyle w:val="Tabelraster"/>
+        <w:tblW w:w="9209" w:type="dxa"/>
+        <w:tblLook w:val="04A0" w:firstRow="1" w:lastRow="0" w:firstColumn="1" w:lastColumn="0" w:noHBand="0" w:noVBand="1"/>
+      </w:tblPr>
+      <w:tblGrid>
+        <w:gridCol w:w="2171"/>
+        <w:gridCol w:w="1663"/>
+        <w:gridCol w:w="1548"/>
+        <w:gridCol w:w="3827"/>
+      </w:tblGrid>
+      <w:tr>
+        <w:tc>
+          <w:tcPr>
+            <w:tcW w:w="2171" w:type="dxa"/>
+            <w:vAlign w:val="center"/>
+          </w:tcPr>
+          <w:p>
+            <w:pPr>
+              <w:rPr>
+                <w:b/>
+                <w:bCs/>
+              </w:rPr>
+            </w:pPr>
+            <w:r>
+              <w:rPr>
+                <w:b/>
+                <w:bCs/>
+              </w:rPr>
+              <w:t>Column name</w:t>
+            </w:r>
+          </w:p>
+        </w:tc>
+        <w:tc>
+          <w:tcPr>
+            <w:tcW w:w="1663" w:type="dxa"/>
+            <w:vAlign w:val="center"/>
+          </w:tcPr>
+          <w:p>
+            <w:pPr>
+              <w:rPr>
+                <w:b/>
+                <w:bCs/>
+              </w:rPr>
+            </w:pPr>
+            <w:r>
+              <w:rPr>
+                <w:b/>
+                <w:bCs/>
+              </w:rPr>
+              <w:t>Datatype</w:t>
+            </w:r>
+          </w:p>
+        </w:tc>
+        <w:tc>
+          <w:tcPr>
+            <w:tcW w:w="1548" w:type="dxa"/>
+            <w:vAlign w:val="center"/>
+          </w:tcPr>
+          <w:p>
+            <w:pPr>
+              <w:rPr>
+                <w:b/>
+                <w:bCs/>
+              </w:rPr>
+            </w:pPr>
+            <w:r>
+              <w:rPr>
+                <w:b/>
+                <w:bCs/>
+              </w:rPr>
+              <w:t>Range</w:t>
+            </w:r>
+          </w:p>
+        </w:tc>
+        <w:tc>
+          <w:tcPr>
+            <w:tcW w:w="3827" w:type="dxa"/>
+            <w:vAlign w:val="center"/>
+          </w:tcPr>
+          <w:p>
+            <w:pPr>
+              <w:rPr>
+                <w:b/>
+                <w:bCs/>
+              </w:rPr>
+            </w:pPr>
+            <w:r>
+              <w:rPr>
+                <w:b/>
+                <w:bCs/>
+              </w:rPr>
+              <w:t>Remarks</w:t>
+            </w:r>
+          </w:p>
+        </w:tc>
+      </w:tr>
+      <w:tr>
+        <w:tc>
+          <w:tcPr>
+            <w:tcW w:w="2171" w:type="dxa"/>
+            <w:vAlign w:val="center"/>
+          </w:tcPr>
+          <w:p>
+            <w:r>
+              <w:rPr>
+                <w:rFonts w:ascii="Aptos Narrow" w:hAnsi="Aptos Narrow"/>
+                <w:color w:val="000000"/>
+              </w:rPr>
+              <w:t>play ID</w:t>
+            </w:r>
+          </w:p>
+        </w:tc>
+        <w:tc>
+          <w:tcPr>
+            <w:tcW w:w="1663" w:type="dxa"/>
+            <w:vAlign w:val="center"/>
+          </w:tcPr>
+          <w:p>
+            <w:r>
+              <w:t>Unique integer</w:t>
+            </w:r>
+          </w:p>
+        </w:tc>
+        <w:tc>
+          <w:tcPr>
+            <w:tcW w:w="1548" w:type="dxa"/>
+            <w:vAlign w:val="center"/>
+          </w:tcPr>
+          <w:p>
+            <w:pPr>
+              <w:rPr>
+                <w:rFonts w:ascii="Aptos Narrow" w:hAnsi="Aptos Narrow"/>
+                <w:color w:val="000000"/>
+                <w:lang w:val="nl-NL"/>
+              </w:rPr>
+            </w:pPr>
+            <w:r>
+              <w:t>60623503</w:t>
+            </w:r>
+            <w:r>
+              <w:t xml:space="preserve"> - </w:t>
+            </w:r>
+            <w:r>
+              <w:rPr>
+                <w:rFonts w:ascii="Aptos Narrow" w:hAnsi="Aptos Narrow"/>
+                <w:color w:val="000000"/>
+              </w:rPr>
+              <w:t>96946840</w:t>
+            </w:r>
+          </w:p>
+        </w:tc>
+        <w:tc>
+          <w:tcPr>
+            <w:tcW w:w="3827" w:type="dxa"/>
+            <w:vAlign w:val="center"/>
+          </w:tcPr>
+          <w:p>
+            <w:r>
+              <w:t>It is an unique number</w:t>
+            </w:r>
+            <w:r>
+              <w:t>, probably autoincremented for every logged play on BGG. The numbers are ordered from low to high.</w:t>
+            </w:r>
+          </w:p>
+        </w:tc>
+      </w:tr>
+      <w:tr>
+        <w:tc>
+          <w:tcPr>
+            <w:tcW w:w="2171" w:type="dxa"/>
+            <w:vAlign w:val="center"/>
+          </w:tcPr>
+          <w:p>
+            <w:r>
+              <w:rPr>
+                <w:rFonts w:ascii="Aptos Narrow" w:hAnsi="Aptos Narrow"/>
+                <w:color w:val="000000"/>
+              </w:rPr>
+              <w:t>game ID</w:t>
+            </w:r>
+          </w:p>
+        </w:tc>
+        <w:tc>
+          <w:tcPr>
+            <w:tcW w:w="1663" w:type="dxa"/>
+            <w:vAlign w:val="center"/>
+          </w:tcPr>
+          <w:p>
+            <w:r>
+              <w:t>Unique integer</w:t>
+            </w:r>
+          </w:p>
+        </w:tc>
+        <w:tc>
+          <w:tcPr>
+            <w:tcW w:w="1548" w:type="dxa"/>
+            <w:vAlign w:val="center"/>
+          </w:tcPr>
+          <w:p/>
+        </w:tc>
+        <w:tc>
+          <w:tcPr>
+            <w:tcW w:w="3827" w:type="dxa"/>
+            <w:vAlign w:val="center"/>
+          </w:tcPr>
+          <w:p/>
+        </w:tc>
+      </w:tr>
+      <w:tr>
+        <w:tc>
+          <w:tcPr>
+            <w:tcW w:w="2171" w:type="dxa"/>
+            <w:vAlign w:val="center"/>
+          </w:tcPr>
+          <w:p>
+            <w:r>
+              <w:rPr>
+                <w:rFonts w:ascii="Aptos Narrow" w:hAnsi="Aptos Narrow"/>
+                <w:color w:val="000000"/>
+              </w:rPr>
+              <w:t>game name</w:t>
+            </w:r>
+          </w:p>
+        </w:tc>
+        <w:tc>
+          <w:tcPr>
+            <w:tcW w:w="1663" w:type="dxa"/>
+            <w:vAlign w:val="center"/>
+          </w:tcPr>
+          <w:p/>
+        </w:tc>
+        <w:tc>
+          <w:tcPr>
+            <w:tcW w:w="1548" w:type="dxa"/>
+            <w:vAlign w:val="center"/>
+          </w:tcPr>
+          <w:p/>
+        </w:tc>
+        <w:tc>
+          <w:tcPr>
+            <w:tcW w:w="3827" w:type="dxa"/>
+            <w:vAlign w:val="center"/>
+          </w:tcPr>
+          <w:p/>
+        </w:tc>
+      </w:tr>
+      <w:tr>
+        <w:tc>
+          <w:tcPr>
+            <w:tcW w:w="2171" w:type="dxa"/>
+            <w:vAlign w:val="center"/>
+          </w:tcPr>
+          <w:p>
+            <w:r>
+              <w:rPr>
+                <w:rFonts w:ascii="Aptos Narrow" w:hAnsi="Aptos Narrow"/>
+                <w:color w:val="000000"/>
+              </w:rPr>
+              <w:t>date</w:t>
+            </w:r>
+          </w:p>
+        </w:tc>
+        <w:tc>
+          <w:tcPr>
+            <w:tcW w:w="1663" w:type="dxa"/>
+            <w:vAlign w:val="center"/>
+          </w:tcPr>
+          <w:p/>
+        </w:tc>
+        <w:tc>
+          <w:tcPr>
+            <w:tcW w:w="1548" w:type="dxa"/>
+            <w:vAlign w:val="center"/>
+          </w:tcPr>
+          <w:p/>
+        </w:tc>
+        <w:tc>
+          <w:tcPr>
+            <w:tcW w:w="3827" w:type="dxa"/>
+            <w:vAlign w:val="center"/>
+          </w:tcPr>
+          <w:p/>
+        </w:tc>
+      </w:tr>
+      <w:tr>
+        <w:tc>
+          <w:tcPr>
+            <w:tcW w:w="2171" w:type="dxa"/>
+            <w:vAlign w:val="center"/>
+          </w:tcPr>
+          <w:p>
+            <w:r>
+              <w:rPr>
+                <w:rFonts w:ascii="Aptos Narrow" w:hAnsi="Aptos Narrow"/>
+                <w:color w:val="000000"/>
+              </w:rPr>
+              <w:t>location</w:t>
+            </w:r>
+          </w:p>
+        </w:tc>
+        <w:tc>
+          <w:tcPr>
+            <w:tcW w:w="1663" w:type="dxa"/>
+            <w:vAlign w:val="center"/>
+          </w:tcPr>
+          <w:p/>
+        </w:tc>
+        <w:tc>
+          <w:tcPr>
+            <w:tcW w:w="1548" w:type="dxa"/>
+            <w:vAlign w:val="center"/>
+          </w:tcPr>
+          <w:p/>
+        </w:tc>
+        <w:tc>
+          <w:tcPr>
+            <w:tcW w:w="3827" w:type="dxa"/>
+            <w:vAlign w:val="center"/>
+          </w:tcPr>
+          <w:p/>
+        </w:tc>
+      </w:tr>
+      <w:tr>
+        <w:tc>
+          <w:tcPr>
+            <w:tcW w:w="2171" w:type="dxa"/>
+            <w:vAlign w:val="center"/>
+          </w:tcPr>
+          <w:p>
+            <w:r>
+              <w:rPr>
+                <w:rFonts w:ascii="Aptos Narrow" w:hAnsi="Aptos Narrow"/>
+                <w:color w:val="000000"/>
+              </w:rPr>
+              <w:t>length</w:t>
+            </w:r>
+          </w:p>
+        </w:tc>
+        <w:tc>
+          <w:tcPr>
+            <w:tcW w:w="1663" w:type="dxa"/>
+            <w:vAlign w:val="center"/>
+          </w:tcPr>
+          <w:p/>
+        </w:tc>
+        <w:tc>
+          <w:tcPr>
+            <w:tcW w:w="1548" w:type="dxa"/>
+            <w:vAlign w:val="center"/>
+          </w:tcPr>
+          <w:p/>
+        </w:tc>
+        <w:tc>
+          <w:tcPr>
+            <w:tcW w:w="3827" w:type="dxa"/>
+            <w:vAlign w:val="center"/>
+          </w:tcPr>
+          <w:p/>
+        </w:tc>
+      </w:tr>
+      <w:tr>
+        <w:tc>
+          <w:tcPr>
+            <w:tcW w:w="2171" w:type="dxa"/>
+            <w:vAlign w:val="center"/>
+          </w:tcPr>
+          <w:p>
+            <w:r>
+              <w:rPr>
+                <w:rFonts w:ascii="Aptos Narrow" w:hAnsi="Aptos Narrow"/>
+                <w:color w:val="000000"/>
+              </w:rPr>
+              <w:t>comments</w:t>
+            </w:r>
+          </w:p>
+        </w:tc>
+        <w:tc>
+          <w:tcPr>
+            <w:tcW w:w="1663" w:type="dxa"/>
+            <w:vAlign w:val="center"/>
+          </w:tcPr>
+          <w:p/>
+        </w:tc>
+        <w:tc>
+          <w:tcPr>
+            <w:tcW w:w="1548" w:type="dxa"/>
+            <w:vAlign w:val="center"/>
+          </w:tcPr>
+          <w:p/>
+        </w:tc>
+        <w:tc>
+          <w:tcPr>
+            <w:tcW w:w="3827" w:type="dxa"/>
+            <w:vAlign w:val="center"/>
+          </w:tcPr>
+          <w:p/>
+        </w:tc>
+      </w:tr>
+      <w:tr>
+        <w:tc>
+          <w:tcPr>
+            <w:tcW w:w="2171" w:type="dxa"/>
+            <w:vAlign w:val="center"/>
+          </w:tcPr>
+          <w:p>
+            <w:r>
+              <w:rPr>
+                <w:rFonts w:ascii="Aptos Narrow" w:hAnsi="Aptos Narrow"/>
+                <w:color w:val="000000"/>
+              </w:rPr>
+              <w:t>player 1 username</w:t>
+            </w:r>
+          </w:p>
+        </w:tc>
+        <w:tc>
+          <w:tcPr>
+            <w:tcW w:w="1663" w:type="dxa"/>
+            <w:vAlign w:val="center"/>
+          </w:tcPr>
+          <w:p/>
+        </w:tc>
+        <w:tc>
+          <w:tcPr>
+            <w:tcW w:w="1548" w:type="dxa"/>
+            <w:vAlign w:val="center"/>
+          </w:tcPr>
+          <w:p/>
+        </w:tc>
+        <w:tc>
+          <w:tcPr>
+            <w:tcW w:w="3827" w:type="dxa"/>
+            <w:vAlign w:val="center"/>
+          </w:tcPr>
+          <w:p/>
+        </w:tc>
+      </w:tr>
+      <w:tr>
+        <w:tc>
+          <w:tcPr>
+            <w:tcW w:w="2171" w:type="dxa"/>
+            <w:vAlign w:val="center"/>
+          </w:tcPr>
+          <w:p>
+            <w:r>
+              <w:rPr>
+                <w:rFonts w:ascii="Aptos Narrow" w:hAnsi="Aptos Narrow"/>
+                <w:color w:val="000000"/>
+              </w:rPr>
+              <w:t>player 1 name</w:t>
+            </w:r>
+          </w:p>
+        </w:tc>
+        <w:tc>
+          <w:tcPr>
+            <w:tcW w:w="1663" w:type="dxa"/>
+            <w:vAlign w:val="center"/>
+          </w:tcPr>
+          <w:p/>
+        </w:tc>
+        <w:tc>
+          <w:tcPr>
+            <w:tcW w:w="1548" w:type="dxa"/>
+            <w:vAlign w:val="center"/>
+          </w:tcPr>
+          <w:p/>
+        </w:tc>
+        <w:tc>
+          <w:tcPr>
+            <w:tcW w:w="3827" w:type="dxa"/>
+            <w:vAlign w:val="center"/>
+          </w:tcPr>
+          <w:p/>
+        </w:tc>
+      </w:tr>
+      <w:tr>
+        <w:tc>
+          <w:tcPr>
+            <w:tcW w:w="2171" w:type="dxa"/>
+            <w:vAlign w:val="center"/>
+          </w:tcPr>
+          <w:p>
+            <w:r>
+              <w:rPr>
+                <w:rFonts w:ascii="Aptos Narrow" w:hAnsi="Aptos Narrow"/>
+                <w:color w:val="000000"/>
+              </w:rPr>
+              <w:t xml:space="preserve">player 1 </w:t>
+            </w:r>
+            <w:proofErr w:type="spellStart"/>
+            <w:r>
+              <w:rPr>
+                <w:rFonts w:ascii="Aptos Narrow" w:hAnsi="Aptos Narrow"/>
+                <w:color w:val="000000"/>
+              </w:rPr>
+              <w:t>startposition</w:t>
+            </w:r>
+            <w:proofErr w:type="spellEnd"/>
+          </w:p>
+        </w:tc>
+        <w:tc>
+          <w:tcPr>
+            <w:tcW w:w="1663" w:type="dxa"/>
+            <w:vAlign w:val="center"/>
+          </w:tcPr>
+          <w:p/>
+        </w:tc>
+        <w:tc>
+          <w:tcPr>
+            <w:tcW w:w="1548" w:type="dxa"/>
+            <w:vAlign w:val="center"/>
+          </w:tcPr>
+          <w:p/>
+        </w:tc>
+        <w:tc>
+          <w:tcPr>
+            <w:tcW w:w="3827" w:type="dxa"/>
+            <w:vAlign w:val="center"/>
+          </w:tcPr>
+          <w:p/>
+        </w:tc>
+      </w:tr>
+      <w:tr>
+        <w:tc>
+          <w:tcPr>
+            <w:tcW w:w="2171" w:type="dxa"/>
+            <w:vAlign w:val="center"/>
+          </w:tcPr>
+          <w:p>
+            <w:r>
+              <w:rPr>
+                <w:rFonts w:ascii="Aptos Narrow" w:hAnsi="Aptos Narrow"/>
+                <w:color w:val="000000"/>
+              </w:rPr>
+              <w:t xml:space="preserve">player 1 </w:t>
+            </w:r>
+            <w:proofErr w:type="spellStart"/>
+            <w:r>
+              <w:rPr>
+                <w:rFonts w:ascii="Aptos Narrow" w:hAnsi="Aptos Narrow"/>
+                <w:color w:val="000000"/>
+              </w:rPr>
+              <w:t>color</w:t>
+            </w:r>
+            <w:proofErr w:type="spellEnd"/>
+          </w:p>
+        </w:tc>
+        <w:tc>
+          <w:tcPr>
+            <w:tcW w:w="1663" w:type="dxa"/>
+            <w:vAlign w:val="center"/>
+          </w:tcPr>
+          <w:p/>
+        </w:tc>
+        <w:tc>
+          <w:tcPr>
+            <w:tcW w:w="1548" w:type="dxa"/>
+            <w:vAlign w:val="center"/>
+          </w:tcPr>
+          <w:p/>
+        </w:tc>
+        <w:tc>
+          <w:tcPr>
+            <w:tcW w:w="3827" w:type="dxa"/>
+            <w:vAlign w:val="center"/>
+          </w:tcPr>
+          <w:p/>
+        </w:tc>
+      </w:tr>
+      <w:tr>
+        <w:tc>
+          <w:tcPr>
+            <w:tcW w:w="2171" w:type="dxa"/>
+            <w:vAlign w:val="center"/>
+          </w:tcPr>
+          <w:p>
+            <w:r>
+              <w:rPr>
+                <w:rFonts w:ascii="Aptos Narrow" w:hAnsi="Aptos Narrow"/>
+                <w:color w:val="000000"/>
+              </w:rPr>
+              <w:t>player 1 score</w:t>
+            </w:r>
+          </w:p>
+        </w:tc>
+        <w:tc>
+          <w:tcPr>
+            <w:tcW w:w="1663" w:type="dxa"/>
+            <w:vAlign w:val="center"/>
+          </w:tcPr>
+          <w:p/>
+        </w:tc>
+        <w:tc>
+          <w:tcPr>
+            <w:tcW w:w="1548" w:type="dxa"/>
+            <w:vAlign w:val="center"/>
+          </w:tcPr>
+          <w:p/>
+        </w:tc>
+        <w:tc>
+          <w:tcPr>
+            <w:tcW w:w="3827" w:type="dxa"/>
+            <w:vAlign w:val="center"/>
+          </w:tcPr>
+          <w:p/>
+        </w:tc>
+      </w:tr>
+      <w:tr>
+        <w:tc>
+          <w:tcPr>
+            <w:tcW w:w="2171" w:type="dxa"/>
+            <w:vAlign w:val="center"/>
+          </w:tcPr>
+          <w:p>
+            <w:r>
+              <w:rPr>
+                <w:rFonts w:ascii="Aptos Narrow" w:hAnsi="Aptos Narrow"/>
+                <w:color w:val="000000"/>
+              </w:rPr>
+              <w:t>player 1 new</w:t>
+            </w:r>
+          </w:p>
+        </w:tc>
+        <w:tc>
+          <w:tcPr>
+            <w:tcW w:w="1663" w:type="dxa"/>
+            <w:vAlign w:val="center"/>
+          </w:tcPr>
+          <w:p/>
+        </w:tc>
+        <w:tc>
+          <w:tcPr>
+            <w:tcW w:w="1548" w:type="dxa"/>
+            <w:vAlign w:val="center"/>
+          </w:tcPr>
+          <w:p/>
+        </w:tc>
+        <w:tc>
+          <w:tcPr>
+            <w:tcW w:w="3827" w:type="dxa"/>
+            <w:vAlign w:val="center"/>
+          </w:tcPr>
+          <w:p/>
+        </w:tc>
+      </w:tr>
+      <w:tr>
+        <w:tc>
+          <w:tcPr>
+            <w:tcW w:w="2171" w:type="dxa"/>
+            <w:vAlign w:val="center"/>
+          </w:tcPr>
+          <w:p>
+            <w:r>
+              <w:rPr>
+                <w:rFonts w:ascii="Aptos Narrow" w:hAnsi="Aptos Narrow"/>
+                <w:color w:val="000000"/>
+              </w:rPr>
+              <w:t>player 1 win</w:t>
+            </w:r>
+          </w:p>
+        </w:tc>
+        <w:tc>
+          <w:tcPr>
+            <w:tcW w:w="1663" w:type="dxa"/>
+            <w:vAlign w:val="center"/>
+          </w:tcPr>
+          <w:p/>
+        </w:tc>
+        <w:tc>
+          <w:tcPr>
+            <w:tcW w:w="1548" w:type="dxa"/>
+            <w:vAlign w:val="center"/>
+          </w:tcPr>
+          <w:p/>
+        </w:tc>
+        <w:tc>
+          <w:tcPr>
+            <w:tcW w:w="3827" w:type="dxa"/>
+            <w:vAlign w:val="center"/>
+          </w:tcPr>
+          <w:p/>
+        </w:tc>
+      </w:tr>
+      <w:tr>
+        <w:tc>
+          <w:tcPr>
+            <w:tcW w:w="2171" w:type="dxa"/>
+            <w:vAlign w:val="center"/>
+          </w:tcPr>
+          <w:p>
+            <w:r>
+              <w:rPr>
+                <w:rFonts w:ascii="Aptos Narrow" w:hAnsi="Aptos Narrow"/>
+                <w:color w:val="000000"/>
+              </w:rPr>
+              <w:t>player 2 username</w:t>
+            </w:r>
+          </w:p>
+        </w:tc>
+        <w:tc>
+          <w:tcPr>
+            <w:tcW w:w="1663" w:type="dxa"/>
+            <w:vAlign w:val="center"/>
+          </w:tcPr>
+          <w:p/>
+        </w:tc>
+        <w:tc>
+          <w:tcPr>
+            <w:tcW w:w="1548" w:type="dxa"/>
+            <w:vAlign w:val="center"/>
+          </w:tcPr>
+          <w:p/>
+        </w:tc>
+        <w:tc>
+          <w:tcPr>
+            <w:tcW w:w="3827" w:type="dxa"/>
+            <w:vAlign w:val="center"/>
+          </w:tcPr>
+          <w:p/>
+        </w:tc>
+      </w:tr>
+      <w:tr>
+        <w:tc>
+          <w:tcPr>
+            <w:tcW w:w="2171" w:type="dxa"/>
+            <w:vAlign w:val="center"/>
+          </w:tcPr>
+          <w:p>
+            <w:r>
+              <w:rPr>
+                <w:rFonts w:ascii="Aptos Narrow" w:hAnsi="Aptos Narrow"/>
+                <w:color w:val="000000"/>
+              </w:rPr>
+              <w:t>player 2 name</w:t>
+            </w:r>
+          </w:p>
+        </w:tc>
+        <w:tc>
+          <w:tcPr>
+            <w:tcW w:w="1663" w:type="dxa"/>
+            <w:vAlign w:val="center"/>
+          </w:tcPr>
+          <w:p/>
+        </w:tc>
+        <w:tc>
+          <w:tcPr>
+            <w:tcW w:w="1548" w:type="dxa"/>
+            <w:vAlign w:val="center"/>
+          </w:tcPr>
+          <w:p/>
+        </w:tc>
+        <w:tc>
+          <w:tcPr>
+            <w:tcW w:w="3827" w:type="dxa"/>
+            <w:vAlign w:val="center"/>
+          </w:tcPr>
+          <w:p/>
+        </w:tc>
+      </w:tr>
+      <w:tr>
+        <w:tc>
+          <w:tcPr>
+            <w:tcW w:w="2171" w:type="dxa"/>
+            <w:vAlign w:val="center"/>
+          </w:tcPr>
+          <w:p>
+            <w:r>
+              <w:rPr>
+                <w:rFonts w:ascii="Aptos Narrow" w:hAnsi="Aptos Narrow"/>
+                <w:color w:val="000000"/>
+              </w:rPr>
+              <w:t xml:space="preserve">player 2 </w:t>
+            </w:r>
+            <w:proofErr w:type="spellStart"/>
+            <w:r>
+              <w:rPr>
+                <w:rFonts w:ascii="Aptos Narrow" w:hAnsi="Aptos Narrow"/>
+                <w:color w:val="000000"/>
+              </w:rPr>
+              <w:t>startposition</w:t>
+            </w:r>
+            <w:proofErr w:type="spellEnd"/>
+          </w:p>
+        </w:tc>
+        <w:tc>
+          <w:tcPr>
+            <w:tcW w:w="1663" w:type="dxa"/>
+            <w:vAlign w:val="center"/>
+          </w:tcPr>
+          <w:p/>
+        </w:tc>
+        <w:tc>
+          <w:tcPr>
+            <w:tcW w:w="1548" w:type="dxa"/>
+            <w:vAlign w:val="center"/>
+          </w:tcPr>
+          <w:p/>
+        </w:tc>
+        <w:tc>
+          <w:tcPr>
+            <w:tcW w:w="3827" w:type="dxa"/>
+            <w:vAlign w:val="center"/>
+          </w:tcPr>
+          <w:p/>
+        </w:tc>
+      </w:tr>
+      <w:tr>
+        <w:tc>
+          <w:tcPr>
+            <w:tcW w:w="2171" w:type="dxa"/>
+            <w:vAlign w:val="center"/>
+          </w:tcPr>
+          <w:p>
+            <w:r>
+              <w:rPr>
+                <w:rFonts w:ascii="Aptos Narrow" w:hAnsi="Aptos Narrow"/>
+                <w:color w:val="000000"/>
+              </w:rPr>
+              <w:t xml:space="preserve">player 2 </w:t>
+            </w:r>
+            <w:proofErr w:type="spellStart"/>
+            <w:r>
+              <w:rPr>
+                <w:rFonts w:ascii="Aptos Narrow" w:hAnsi="Aptos Narrow"/>
+                <w:color w:val="000000"/>
+              </w:rPr>
+              <w:t>color</w:t>
+            </w:r>
+            <w:proofErr w:type="spellEnd"/>
+          </w:p>
+        </w:tc>
+        <w:tc>
+          <w:tcPr>
+            <w:tcW w:w="1663" w:type="dxa"/>
+            <w:vAlign w:val="center"/>
+          </w:tcPr>
+          <w:p/>
+        </w:tc>
+        <w:tc>
+          <w:tcPr>
+            <w:tcW w:w="1548" w:type="dxa"/>
+            <w:vAlign w:val="center"/>
+          </w:tcPr>
+          <w:p/>
+        </w:tc>
+        <w:tc>
+          <w:tcPr>
+            <w:tcW w:w="3827" w:type="dxa"/>
+            <w:vAlign w:val="center"/>
+          </w:tcPr>
+          <w:p/>
+        </w:tc>
+      </w:tr>
+      <w:tr>
+        <w:tc>
+          <w:tcPr>
+            <w:tcW w:w="2171" w:type="dxa"/>
+            <w:vAlign w:val="center"/>
+          </w:tcPr>
+          <w:p>
+            <w:r>
+              <w:rPr>
+                <w:rFonts w:ascii="Aptos Narrow" w:hAnsi="Aptos Narrow"/>
+                <w:color w:val="000000"/>
+              </w:rPr>
+              <w:t>player 2 score</w:t>
+            </w:r>
+          </w:p>
+        </w:tc>
+        <w:tc>
+          <w:tcPr>
+            <w:tcW w:w="1663" w:type="dxa"/>
+            <w:vAlign w:val="center"/>
+          </w:tcPr>
+          <w:p/>
+        </w:tc>
+        <w:tc>
+          <w:tcPr>
+            <w:tcW w:w="1548" w:type="dxa"/>
+            <w:vAlign w:val="center"/>
+          </w:tcPr>
+          <w:p/>
+        </w:tc>
+        <w:tc>
+          <w:tcPr>
+            <w:tcW w:w="3827" w:type="dxa"/>
+            <w:vAlign w:val="center"/>
+          </w:tcPr>
+          <w:p/>
+        </w:tc>
+      </w:tr>
+      <w:tr>
+        <w:tc>
+          <w:tcPr>
+            <w:tcW w:w="2171" w:type="dxa"/>
+            <w:vAlign w:val="center"/>
+          </w:tcPr>
+          <w:p>
+            <w:r>
+              <w:rPr>
+                <w:rFonts w:ascii="Aptos Narrow" w:hAnsi="Aptos Narrow"/>
+                <w:color w:val="000000"/>
+              </w:rPr>
+              <w:t>player 2 new</w:t>
+            </w:r>
+          </w:p>
+        </w:tc>
+        <w:tc>
+          <w:tcPr>
+            <w:tcW w:w="1663" w:type="dxa"/>
+            <w:vAlign w:val="center"/>
+          </w:tcPr>
+          <w:p/>
+        </w:tc>
+        <w:tc>
+          <w:tcPr>
+            <w:tcW w:w="1548" w:type="dxa"/>
+            <w:vAlign w:val="center"/>
+          </w:tcPr>
+          <w:p/>
+        </w:tc>
+        <w:tc>
+          <w:tcPr>
+            <w:tcW w:w="3827" w:type="dxa"/>
+            <w:vAlign w:val="center"/>
+          </w:tcPr>
+          <w:p/>
+        </w:tc>
+      </w:tr>
+      <w:tr>
+        <w:tc>
+          <w:tcPr>
+            <w:tcW w:w="2171" w:type="dxa"/>
+            <w:vAlign w:val="center"/>
+          </w:tcPr>
+          <w:p>
+            <w:r>
+              <w:rPr>
+                <w:rFonts w:ascii="Aptos Narrow" w:hAnsi="Aptos Narrow"/>
+                <w:color w:val="000000"/>
+              </w:rPr>
+              <w:t>player 2 win</w:t>
+            </w:r>
+          </w:p>
+        </w:tc>
+        <w:tc>
+          <w:tcPr>
+            <w:tcW w:w="1663" w:type="dxa"/>
+            <w:vAlign w:val="center"/>
+          </w:tcPr>
+          <w:p/>
+        </w:tc>
+        <w:tc>
+          <w:tcPr>
+            <w:tcW w:w="1548" w:type="dxa"/>
+            <w:vAlign w:val="center"/>
+          </w:tcPr>
+          <w:p/>
+        </w:tc>
+        <w:tc>
+          <w:tcPr>
+            <w:tcW w:w="3827" w:type="dxa"/>
+            <w:vAlign w:val="center"/>
+          </w:tcPr>
+          <w:p/>
+        </w:tc>
+      </w:tr>
+      <w:tr>
+        <w:tc>
+          <w:tcPr>
+            <w:tcW w:w="2171" w:type="dxa"/>
+            <w:vAlign w:val="center"/>
+          </w:tcPr>
+          <w:p>
+            <w:r>
+              <w:rPr>
+                <w:rFonts w:ascii="Aptos Narrow" w:hAnsi="Aptos Narrow"/>
+                <w:color w:val="000000"/>
+              </w:rPr>
+              <w:t>player 3 username</w:t>
+            </w:r>
+          </w:p>
+        </w:tc>
+        <w:tc>
+          <w:tcPr>
+            <w:tcW w:w="1663" w:type="dxa"/>
+            <w:vAlign w:val="center"/>
+          </w:tcPr>
+          <w:p/>
+        </w:tc>
+        <w:tc>
+          <w:tcPr>
+            <w:tcW w:w="1548" w:type="dxa"/>
+            <w:vAlign w:val="center"/>
+          </w:tcPr>
+          <w:p/>
+        </w:tc>
+        <w:tc>
+          <w:tcPr>
+            <w:tcW w:w="3827" w:type="dxa"/>
+            <w:vAlign w:val="center"/>
+          </w:tcPr>
+          <w:p/>
+        </w:tc>
+      </w:tr>
+      <w:tr>
+        <w:tc>
+          <w:tcPr>
+            <w:tcW w:w="2171" w:type="dxa"/>
+            <w:vAlign w:val="center"/>
+          </w:tcPr>
+          <w:p>
+            <w:r>
+              <w:rPr>
+                <w:rFonts w:ascii="Aptos Narrow" w:hAnsi="Aptos Narrow"/>
+                <w:color w:val="000000"/>
+              </w:rPr>
+              <w:t>player 3 name</w:t>
+            </w:r>
+          </w:p>
+        </w:tc>
+        <w:tc>
+          <w:tcPr>
+            <w:tcW w:w="1663" w:type="dxa"/>
+            <w:vAlign w:val="center"/>
+          </w:tcPr>
+          <w:p/>
+        </w:tc>
+        <w:tc>
+          <w:tcPr>
+            <w:tcW w:w="1548" w:type="dxa"/>
+            <w:vAlign w:val="center"/>
+          </w:tcPr>
+          <w:p/>
+        </w:tc>
+        <w:tc>
+          <w:tcPr>
+            <w:tcW w:w="3827" w:type="dxa"/>
+            <w:vAlign w:val="center"/>
+          </w:tcPr>
+          <w:p/>
+        </w:tc>
+      </w:tr>
+      <w:tr>
+        <w:tc>
+          <w:tcPr>
+            <w:tcW w:w="2171" w:type="dxa"/>
+            <w:vAlign w:val="center"/>
+          </w:tcPr>
+          <w:p>
+            <w:r>
+              <w:rPr>
+                <w:rFonts w:ascii="Aptos Narrow" w:hAnsi="Aptos Narrow"/>
+                <w:color w:val="000000"/>
+              </w:rPr>
+              <w:t xml:space="preserve">player 3 </w:t>
+            </w:r>
+            <w:proofErr w:type="spellStart"/>
+            <w:r>
+              <w:rPr>
+                <w:rFonts w:ascii="Aptos Narrow" w:hAnsi="Aptos Narrow"/>
+                <w:color w:val="000000"/>
+              </w:rPr>
+              <w:t>startposition</w:t>
+            </w:r>
+            <w:proofErr w:type="spellEnd"/>
+          </w:p>
+        </w:tc>
+        <w:tc>
+          <w:tcPr>
+            <w:tcW w:w="1663" w:type="dxa"/>
+            <w:vAlign w:val="center"/>
+          </w:tcPr>
+          <w:p/>
+        </w:tc>
+        <w:tc>
+          <w:tcPr>
+            <w:tcW w:w="1548" w:type="dxa"/>
+            <w:vAlign w:val="center"/>
+          </w:tcPr>
+          <w:p/>
+        </w:tc>
+        <w:tc>
+          <w:tcPr>
+            <w:tcW w:w="3827" w:type="dxa"/>
+            <w:vAlign w:val="center"/>
+          </w:tcPr>
+          <w:p/>
+        </w:tc>
+      </w:tr>
+      <w:tr>
+        <w:tc>
+          <w:tcPr>
+            <w:tcW w:w="2171" w:type="dxa"/>
+            <w:vAlign w:val="center"/>
+          </w:tcPr>
+          <w:p>
+            <w:r>
+              <w:rPr>
+                <w:rFonts w:ascii="Aptos Narrow" w:hAnsi="Aptos Narrow"/>
+                <w:color w:val="000000"/>
+              </w:rPr>
+              <w:lastRenderedPageBreak/>
+              <w:t xml:space="preserve">player 3 </w:t>
+            </w:r>
+            <w:proofErr w:type="spellStart"/>
+            <w:r>
+              <w:rPr>
+                <w:rFonts w:ascii="Aptos Narrow" w:hAnsi="Aptos Narrow"/>
+                <w:color w:val="000000"/>
+              </w:rPr>
+              <w:t>color</w:t>
+            </w:r>
+            <w:proofErr w:type="spellEnd"/>
+          </w:p>
+        </w:tc>
+        <w:tc>
+          <w:tcPr>
+            <w:tcW w:w="1663" w:type="dxa"/>
+            <w:vAlign w:val="center"/>
+          </w:tcPr>
+          <w:p/>
+        </w:tc>
+        <w:tc>
+          <w:tcPr>
+            <w:tcW w:w="1548" w:type="dxa"/>
+            <w:vAlign w:val="center"/>
+          </w:tcPr>
+          <w:p/>
+        </w:tc>
+        <w:tc>
+          <w:tcPr>
+            <w:tcW w:w="3827" w:type="dxa"/>
+            <w:vAlign w:val="center"/>
+          </w:tcPr>
+          <w:p/>
+        </w:tc>
+      </w:tr>
+      <w:tr>
+        <w:tc>
+          <w:tcPr>
+            <w:tcW w:w="2171" w:type="dxa"/>
+            <w:vAlign w:val="center"/>
+          </w:tcPr>
+          <w:p>
+            <w:r>
+              <w:rPr>
+                <w:rFonts w:ascii="Aptos Narrow" w:hAnsi="Aptos Narrow"/>
+                <w:color w:val="000000"/>
+              </w:rPr>
+              <w:t>player 3 score</w:t>
+            </w:r>
+          </w:p>
+        </w:tc>
+        <w:tc>
+          <w:tcPr>
+            <w:tcW w:w="1663" w:type="dxa"/>
+            <w:vAlign w:val="center"/>
+          </w:tcPr>
+          <w:p/>
+        </w:tc>
+        <w:tc>
+          <w:tcPr>
+            <w:tcW w:w="1548" w:type="dxa"/>
+            <w:vAlign w:val="center"/>
+          </w:tcPr>
+          <w:p/>
+        </w:tc>
+        <w:tc>
+          <w:tcPr>
+            <w:tcW w:w="3827" w:type="dxa"/>
+            <w:vAlign w:val="center"/>
+          </w:tcPr>
+          <w:p/>
+        </w:tc>
+      </w:tr>
+      <w:tr>
+        <w:tc>
+          <w:tcPr>
+            <w:tcW w:w="2171" w:type="dxa"/>
+            <w:vAlign w:val="center"/>
+          </w:tcPr>
+          <w:p>
+            <w:r>
+              <w:rPr>
+                <w:rFonts w:ascii="Aptos Narrow" w:hAnsi="Aptos Narrow"/>
+                <w:color w:val="000000"/>
+              </w:rPr>
+              <w:t>player 3 new</w:t>
+            </w:r>
+          </w:p>
+        </w:tc>
+        <w:tc>
+          <w:tcPr>
+            <w:tcW w:w="1663" w:type="dxa"/>
+            <w:vAlign w:val="center"/>
+          </w:tcPr>
+          <w:p/>
+        </w:tc>
+        <w:tc>
+          <w:tcPr>
+            <w:tcW w:w="1548" w:type="dxa"/>
+            <w:vAlign w:val="center"/>
+          </w:tcPr>
+          <w:p/>
+        </w:tc>
+        <w:tc>
+          <w:tcPr>
+            <w:tcW w:w="3827" w:type="dxa"/>
+            <w:vAlign w:val="center"/>
+          </w:tcPr>
+          <w:p/>
+        </w:tc>
+      </w:tr>
+      <w:tr>
+        <w:tc>
+          <w:tcPr>
+            <w:tcW w:w="2171" w:type="dxa"/>
+            <w:vAlign w:val="center"/>
+          </w:tcPr>
+          <w:p>
+            <w:r>
+              <w:rPr>
+                <w:rFonts w:ascii="Aptos Narrow" w:hAnsi="Aptos Narrow"/>
+                <w:color w:val="000000"/>
+              </w:rPr>
+              <w:t>player 3 win</w:t>
+            </w:r>
+          </w:p>
+        </w:tc>
+        <w:tc>
+          <w:tcPr>
+            <w:tcW w:w="1663" w:type="dxa"/>
+            <w:vAlign w:val="center"/>
+          </w:tcPr>
+          <w:p/>
+        </w:tc>
+        <w:tc>
+          <w:tcPr>
+            <w:tcW w:w="1548" w:type="dxa"/>
+            <w:vAlign w:val="center"/>
+          </w:tcPr>
+          <w:p/>
+        </w:tc>
+        <w:tc>
+          <w:tcPr>
+            <w:tcW w:w="3827" w:type="dxa"/>
+            <w:vAlign w:val="center"/>
+          </w:tcPr>
+          <w:p/>
+        </w:tc>
+      </w:tr>
+      <w:tr>
+        <w:tc>
+          <w:tcPr>
+            <w:tcW w:w="2171" w:type="dxa"/>
+            <w:vAlign w:val="center"/>
+          </w:tcPr>
+          <w:p>
+            <w:r>
+              <w:rPr>
+                <w:rFonts w:ascii="Aptos Narrow" w:hAnsi="Aptos Narrow"/>
+                <w:color w:val="000000"/>
+              </w:rPr>
+              <w:t>player 4 username</w:t>
+            </w:r>
+          </w:p>
+        </w:tc>
+        <w:tc>
+          <w:tcPr>
+            <w:tcW w:w="1663" w:type="dxa"/>
+            <w:vAlign w:val="center"/>
+          </w:tcPr>
+          <w:p/>
+        </w:tc>
+        <w:tc>
+          <w:tcPr>
+            <w:tcW w:w="1548" w:type="dxa"/>
+            <w:vAlign w:val="center"/>
+          </w:tcPr>
+          <w:p/>
+        </w:tc>
+        <w:tc>
+          <w:tcPr>
+            <w:tcW w:w="3827" w:type="dxa"/>
+            <w:vAlign w:val="center"/>
+          </w:tcPr>
+          <w:p/>
+        </w:tc>
+      </w:tr>
+      <w:tr>
+        <w:tc>
+          <w:tcPr>
+            <w:tcW w:w="2171" w:type="dxa"/>
+            <w:vAlign w:val="center"/>
+          </w:tcPr>
+          <w:p>
+            <w:r>
+              <w:rPr>
+                <w:rFonts w:ascii="Aptos Narrow" w:hAnsi="Aptos Narrow"/>
+                <w:color w:val="000000"/>
+              </w:rPr>
+              <w:t>player 4 name</w:t>
+            </w:r>
+          </w:p>
+        </w:tc>
+        <w:tc>
+          <w:tcPr>
+            <w:tcW w:w="1663" w:type="dxa"/>
+            <w:vAlign w:val="center"/>
+          </w:tcPr>
+          <w:p/>
+        </w:tc>
+        <w:tc>
+          <w:tcPr>
+            <w:tcW w:w="1548" w:type="dxa"/>
+            <w:vAlign w:val="center"/>
+          </w:tcPr>
+          <w:p/>
+        </w:tc>
+        <w:tc>
+          <w:tcPr>
+            <w:tcW w:w="3827" w:type="dxa"/>
+            <w:vAlign w:val="center"/>
+          </w:tcPr>
+          <w:p/>
+        </w:tc>
+      </w:tr>
+      <w:tr>
+        <w:tc>
+          <w:tcPr>
+            <w:tcW w:w="2171" w:type="dxa"/>
+            <w:vAlign w:val="center"/>
+          </w:tcPr>
+          <w:p>
+            <w:r>
+              <w:rPr>
+                <w:rFonts w:ascii="Aptos Narrow" w:hAnsi="Aptos Narrow"/>
+                <w:color w:val="000000"/>
+              </w:rPr>
+              <w:t xml:space="preserve">player 4 </w:t>
+            </w:r>
+            <w:proofErr w:type="spellStart"/>
+            <w:r>
+              <w:rPr>
+                <w:rFonts w:ascii="Aptos Narrow" w:hAnsi="Aptos Narrow"/>
+                <w:color w:val="000000"/>
+              </w:rPr>
+              <w:t>startposition</w:t>
+            </w:r>
+            <w:proofErr w:type="spellEnd"/>
+          </w:p>
+        </w:tc>
+        <w:tc>
+          <w:tcPr>
+            <w:tcW w:w="1663" w:type="dxa"/>
+            <w:vAlign w:val="center"/>
+          </w:tcPr>
+          <w:p/>
+        </w:tc>
+        <w:tc>
+          <w:tcPr>
+            <w:tcW w:w="1548" w:type="dxa"/>
+            <w:vAlign w:val="center"/>
+          </w:tcPr>
+          <w:p/>
+        </w:tc>
+        <w:tc>
+          <w:tcPr>
+            <w:tcW w:w="3827" w:type="dxa"/>
+            <w:vAlign w:val="center"/>
+          </w:tcPr>
+          <w:p/>
+        </w:tc>
+      </w:tr>
+      <w:tr>
+        <w:tc>
+          <w:tcPr>
+            <w:tcW w:w="2171" w:type="dxa"/>
+            <w:vAlign w:val="center"/>
+          </w:tcPr>
+          <w:p>
+            <w:r>
+              <w:rPr>
+                <w:rFonts w:ascii="Aptos Narrow" w:hAnsi="Aptos Narrow"/>
+                <w:color w:val="000000"/>
+              </w:rPr>
+              <w:t xml:space="preserve">player 4 </w:t>
+            </w:r>
+            <w:proofErr w:type="spellStart"/>
+            <w:r>
+              <w:rPr>
+                <w:rFonts w:ascii="Aptos Narrow" w:hAnsi="Aptos Narrow"/>
+                <w:color w:val="000000"/>
+              </w:rPr>
+              <w:t>color</w:t>
+            </w:r>
+            <w:proofErr w:type="spellEnd"/>
+          </w:p>
+        </w:tc>
+        <w:tc>
+          <w:tcPr>
+            <w:tcW w:w="1663" w:type="dxa"/>
+            <w:vAlign w:val="center"/>
+          </w:tcPr>
+          <w:p/>
+        </w:tc>
+        <w:tc>
+          <w:tcPr>
+            <w:tcW w:w="1548" w:type="dxa"/>
+            <w:vAlign w:val="center"/>
+          </w:tcPr>
+          <w:p/>
+        </w:tc>
+        <w:tc>
+          <w:tcPr>
+            <w:tcW w:w="3827" w:type="dxa"/>
+            <w:vAlign w:val="center"/>
+          </w:tcPr>
+          <w:p/>
+        </w:tc>
+      </w:tr>
+      <w:tr>
+        <w:tc>
+          <w:tcPr>
+            <w:tcW w:w="2171" w:type="dxa"/>
+            <w:vAlign w:val="center"/>
+          </w:tcPr>
+          <w:p>
+            <w:r>
+              <w:rPr>
+                <w:rFonts w:ascii="Aptos Narrow" w:hAnsi="Aptos Narrow"/>
+                <w:color w:val="000000"/>
+              </w:rPr>
+              <w:t>player 4 score</w:t>
+            </w:r>
+          </w:p>
+        </w:tc>
+        <w:tc>
+          <w:tcPr>
+            <w:tcW w:w="1663" w:type="dxa"/>
+            <w:vAlign w:val="center"/>
+          </w:tcPr>
+          <w:p/>
+        </w:tc>
+        <w:tc>
+          <w:tcPr>
+            <w:tcW w:w="1548" w:type="dxa"/>
+            <w:vAlign w:val="center"/>
+          </w:tcPr>
+          <w:p/>
+        </w:tc>
+        <w:tc>
+          <w:tcPr>
+            <w:tcW w:w="3827" w:type="dxa"/>
+            <w:vAlign w:val="center"/>
+          </w:tcPr>
+          <w:p/>
+        </w:tc>
+      </w:tr>
+      <w:tr>
+        <w:tc>
+          <w:tcPr>
+            <w:tcW w:w="2171" w:type="dxa"/>
+            <w:vAlign w:val="center"/>
+          </w:tcPr>
+          <w:p>
+            <w:r>
+              <w:rPr>
+                <w:rFonts w:ascii="Aptos Narrow" w:hAnsi="Aptos Narrow"/>
+                <w:color w:val="000000"/>
+              </w:rPr>
+              <w:t>player 4 new</w:t>
+            </w:r>
+          </w:p>
+        </w:tc>
+        <w:tc>
+          <w:tcPr>
+            <w:tcW w:w="1663" w:type="dxa"/>
+            <w:vAlign w:val="center"/>
+          </w:tcPr>
+          <w:p/>
+        </w:tc>
+        <w:tc>
+          <w:tcPr>
+            <w:tcW w:w="1548" w:type="dxa"/>
+            <w:vAlign w:val="center"/>
+          </w:tcPr>
+          <w:p/>
+        </w:tc>
+        <w:tc>
+          <w:tcPr>
+            <w:tcW w:w="3827" w:type="dxa"/>
+            <w:vAlign w:val="center"/>
+          </w:tcPr>
+          <w:p/>
+        </w:tc>
+      </w:tr>
+      <w:tr>
+        <w:tc>
+          <w:tcPr>
+            <w:tcW w:w="2171" w:type="dxa"/>
+            <w:vAlign w:val="center"/>
+          </w:tcPr>
+          <w:p>
+            <w:r>
+              <w:rPr>
+                <w:rFonts w:ascii="Aptos Narrow" w:hAnsi="Aptos Narrow"/>
+                <w:color w:val="000000"/>
+              </w:rPr>
+              <w:t>player 4 win</w:t>
+            </w:r>
+          </w:p>
+        </w:tc>
+        <w:tc>
+          <w:tcPr>
+            <w:tcW w:w="1663" w:type="dxa"/>
+            <w:vAlign w:val="center"/>
+          </w:tcPr>
+          <w:p/>
+        </w:tc>
+        <w:tc>
+          <w:tcPr>
+            <w:tcW w:w="1548" w:type="dxa"/>
+            <w:vAlign w:val="center"/>
+          </w:tcPr>
+          <w:p/>
+        </w:tc>
+        <w:tc>
+          <w:tcPr>
+            <w:tcW w:w="3827" w:type="dxa"/>
+            <w:vAlign w:val="center"/>
+          </w:tcPr>
+          <w:p/>
+        </w:tc>
+      </w:tr>
+      <w:tr>
+        <w:tc>
+          <w:tcPr>
+            <w:tcW w:w="2171" w:type="dxa"/>
+            <w:vAlign w:val="center"/>
+          </w:tcPr>
+          <w:p>
+            <w:r>
+              <w:rPr>
+                <w:rFonts w:ascii="Aptos Narrow" w:hAnsi="Aptos Narrow"/>
+                <w:color w:val="000000"/>
+              </w:rPr>
+              <w:t>player 5 username</w:t>
+            </w:r>
+          </w:p>
+        </w:tc>
+        <w:tc>
+          <w:tcPr>
+            <w:tcW w:w="1663" w:type="dxa"/>
+            <w:vAlign w:val="center"/>
+          </w:tcPr>
+          <w:p/>
+        </w:tc>
+        <w:tc>
+          <w:tcPr>
+            <w:tcW w:w="1548" w:type="dxa"/>
+            <w:vAlign w:val="center"/>
+          </w:tcPr>
+          <w:p/>
+        </w:tc>
+        <w:tc>
+          <w:tcPr>
+            <w:tcW w:w="3827" w:type="dxa"/>
+            <w:vAlign w:val="center"/>
+          </w:tcPr>
+          <w:p/>
+        </w:tc>
+      </w:tr>
+      <w:tr>
+        <w:tc>
+          <w:tcPr>
+            <w:tcW w:w="2171" w:type="dxa"/>
+            <w:vAlign w:val="center"/>
+          </w:tcPr>
+          <w:p>
+            <w:r>
+              <w:rPr>
+                <w:rFonts w:ascii="Aptos Narrow" w:hAnsi="Aptos Narrow"/>
+                <w:color w:val="000000"/>
+              </w:rPr>
+              <w:t>player 5 name</w:t>
+            </w:r>
+          </w:p>
+        </w:tc>
+        <w:tc>
+          <w:tcPr>
+            <w:tcW w:w="1663" w:type="dxa"/>
+            <w:vAlign w:val="center"/>
+          </w:tcPr>
+          <w:p/>
+        </w:tc>
+        <w:tc>
+          <w:tcPr>
+            <w:tcW w:w="1548" w:type="dxa"/>
+            <w:vAlign w:val="center"/>
+          </w:tcPr>
+          <w:p/>
+        </w:tc>
+        <w:tc>
+          <w:tcPr>
+            <w:tcW w:w="3827" w:type="dxa"/>
+            <w:vAlign w:val="center"/>
+          </w:tcPr>
+          <w:p/>
+        </w:tc>
+      </w:tr>
+      <w:tr>
+        <w:tc>
+          <w:tcPr>
+            <w:tcW w:w="2171" w:type="dxa"/>
+            <w:vAlign w:val="center"/>
+          </w:tcPr>
+          <w:p>
+            <w:r>
+              <w:rPr>
+                <w:rFonts w:ascii="Aptos Narrow" w:hAnsi="Aptos Narrow"/>
+                <w:color w:val="000000"/>
+              </w:rPr>
+              <w:t>player 5 score</w:t>
+            </w:r>
+          </w:p>
+        </w:tc>
+        <w:tc>
+          <w:tcPr>
+            <w:tcW w:w="1663" w:type="dxa"/>
+            <w:vAlign w:val="center"/>
+          </w:tcPr>
+          <w:p/>
+        </w:tc>
+        <w:tc>
+          <w:tcPr>
+            <w:tcW w:w="1548" w:type="dxa"/>
+            <w:vAlign w:val="center"/>
+          </w:tcPr>
+          <w:p/>
+        </w:tc>
+        <w:tc>
+          <w:tcPr>
+            <w:tcW w:w="3827" w:type="dxa"/>
+            <w:vAlign w:val="center"/>
+          </w:tcPr>
+          <w:p/>
+        </w:tc>
+      </w:tr>
+      <w:tr>
+        <w:tc>
+          <w:tcPr>
+            <w:tcW w:w="2171" w:type="dxa"/>
+            <w:vAlign w:val="center"/>
+          </w:tcPr>
+          <w:p>
+            <w:r>
+              <w:rPr>
+                <w:rFonts w:ascii="Aptos Narrow" w:hAnsi="Aptos Narrow"/>
+                <w:color w:val="000000"/>
+              </w:rPr>
+              <w:t>player 5 new</w:t>
+            </w:r>
+          </w:p>
+        </w:tc>
+        <w:tc>
+          <w:tcPr>
+            <w:tcW w:w="1663" w:type="dxa"/>
+            <w:vAlign w:val="center"/>
+          </w:tcPr>
+          <w:p/>
+        </w:tc>
+        <w:tc>
+          <w:tcPr>
+            <w:tcW w:w="1548" w:type="dxa"/>
+            <w:vAlign w:val="center"/>
+          </w:tcPr>
+          <w:p/>
+        </w:tc>
+        <w:tc>
+          <w:tcPr>
+            <w:tcW w:w="3827" w:type="dxa"/>
+            <w:vAlign w:val="center"/>
+          </w:tcPr>
+          <w:p/>
+        </w:tc>
+      </w:tr>
+      <w:tr>
+        <w:tc>
+          <w:tcPr>
+            <w:tcW w:w="2171" w:type="dxa"/>
+            <w:vAlign w:val="center"/>
+          </w:tcPr>
+          <w:p>
+            <w:r>
+              <w:rPr>
+                <w:rFonts w:ascii="Aptos Narrow" w:hAnsi="Aptos Narrow"/>
+                <w:color w:val="000000"/>
+              </w:rPr>
+              <w:t>player 5 win</w:t>
+            </w:r>
+          </w:p>
+        </w:tc>
+        <w:tc>
+          <w:tcPr>
+            <w:tcW w:w="1663" w:type="dxa"/>
+            <w:vAlign w:val="center"/>
+          </w:tcPr>
+          <w:p/>
+        </w:tc>
+        <w:tc>
+          <w:tcPr>
+            <w:tcW w:w="1548" w:type="dxa"/>
+            <w:vAlign w:val="center"/>
+          </w:tcPr>
+          <w:p/>
+        </w:tc>
+        <w:tc>
+          <w:tcPr>
+            <w:tcW w:w="3827" w:type="dxa"/>
+            <w:vAlign w:val="center"/>
+          </w:tcPr>
+          <w:p/>
+        </w:tc>
+      </w:tr>
+      <w:tr>
+        <w:tc>
+          <w:tcPr>
+            <w:tcW w:w="2171" w:type="dxa"/>
+            <w:vAlign w:val="center"/>
+          </w:tcPr>
+          <w:p>
+            <w:r>
+              <w:rPr>
+                <w:rFonts w:ascii="Aptos Narrow" w:hAnsi="Aptos Narrow"/>
+                <w:color w:val="000000"/>
+              </w:rPr>
+              <w:t>player 6 username</w:t>
+            </w:r>
+          </w:p>
+        </w:tc>
+        <w:tc>
+          <w:tcPr>
+            <w:tcW w:w="1663" w:type="dxa"/>
+            <w:vAlign w:val="center"/>
+          </w:tcPr>
+          <w:p/>
+        </w:tc>
+        <w:tc>
+          <w:tcPr>
+            <w:tcW w:w="1548" w:type="dxa"/>
+            <w:vAlign w:val="center"/>
+          </w:tcPr>
+          <w:p/>
+        </w:tc>
+        <w:tc>
+          <w:tcPr>
+            <w:tcW w:w="3827" w:type="dxa"/>
+            <w:vAlign w:val="center"/>
+          </w:tcPr>
+          <w:p/>
+        </w:tc>
+      </w:tr>
+      <w:tr>
+        <w:tc>
+          <w:tcPr>
+            <w:tcW w:w="2171" w:type="dxa"/>
+            <w:vAlign w:val="center"/>
+          </w:tcPr>
+          <w:p>
+            <w:r>
+              <w:rPr>
+                <w:rFonts w:ascii="Aptos Narrow" w:hAnsi="Aptos Narrow"/>
+                <w:color w:val="000000"/>
+              </w:rPr>
+              <w:t>player 6 name</w:t>
+            </w:r>
+          </w:p>
+        </w:tc>
+        <w:tc>
+          <w:tcPr>
+            <w:tcW w:w="1663" w:type="dxa"/>
+            <w:vAlign w:val="center"/>
+          </w:tcPr>
+          <w:p/>
+        </w:tc>
+        <w:tc>
+          <w:tcPr>
+            <w:tcW w:w="1548" w:type="dxa"/>
+            <w:vAlign w:val="center"/>
+          </w:tcPr>
+          <w:p/>
+        </w:tc>
+        <w:tc>
+          <w:tcPr>
+            <w:tcW w:w="3827" w:type="dxa"/>
+            <w:vAlign w:val="center"/>
+          </w:tcPr>
+          <w:p/>
+        </w:tc>
+      </w:tr>
+      <w:tr>
+        <w:tc>
+          <w:tcPr>
+            <w:tcW w:w="2171" w:type="dxa"/>
+            <w:vAlign w:val="center"/>
+          </w:tcPr>
+          <w:p>
+            <w:r>
+              <w:rPr>
+                <w:rFonts w:ascii="Aptos Narrow" w:hAnsi="Aptos Narrow"/>
+                <w:color w:val="000000"/>
+              </w:rPr>
+              <w:t>player 6 score</w:t>
+            </w:r>
+          </w:p>
+        </w:tc>
+        <w:tc>
+          <w:tcPr>
+            <w:tcW w:w="1663" w:type="dxa"/>
+            <w:vAlign w:val="center"/>
+          </w:tcPr>
+          <w:p/>
+        </w:tc>
+        <w:tc>
+          <w:tcPr>
+            <w:tcW w:w="1548" w:type="dxa"/>
+            <w:vAlign w:val="center"/>
+          </w:tcPr>
+          <w:p/>
+        </w:tc>
+        <w:tc>
+          <w:tcPr>
+            <w:tcW w:w="3827" w:type="dxa"/>
+            <w:vAlign w:val="center"/>
+          </w:tcPr>
+          <w:p/>
+        </w:tc>
+      </w:tr>
+      <w:tr>
+        <w:tc>
+          <w:tcPr>
+            <w:tcW w:w="2171" w:type="dxa"/>
+            <w:vAlign w:val="center"/>
+          </w:tcPr>
+          <w:p>
+            <w:r>
+              <w:rPr>
+                <w:rFonts w:ascii="Aptos Narrow" w:hAnsi="Aptos Narrow"/>
+                <w:color w:val="000000"/>
+              </w:rPr>
+              <w:t>player 6 new</w:t>
+            </w:r>
+          </w:p>
+        </w:tc>
+        <w:tc>
+          <w:tcPr>
+            <w:tcW w:w="1663" w:type="dxa"/>
+            <w:vAlign w:val="center"/>
+          </w:tcPr>
+          <w:p/>
+        </w:tc>
+        <w:tc>
+          <w:tcPr>
+            <w:tcW w:w="1548" w:type="dxa"/>
+            <w:vAlign w:val="center"/>
+          </w:tcPr>
+          <w:p/>
+        </w:tc>
+        <w:tc>
+          <w:tcPr>
+            <w:tcW w:w="3827" w:type="dxa"/>
+            <w:vAlign w:val="center"/>
+          </w:tcPr>
+          <w:p/>
+        </w:tc>
+      </w:tr>
+      <w:tr>
+        <w:tc>
+          <w:tcPr>
+            <w:tcW w:w="2171" w:type="dxa"/>
+            <w:vAlign w:val="center"/>
+          </w:tcPr>
+          <w:p>
+            <w:r>
+              <w:rPr>
+                <w:rFonts w:ascii="Aptos Narrow" w:hAnsi="Aptos Narrow"/>
+                <w:color w:val="000000"/>
+              </w:rPr>
+              <w:t>player 6 win</w:t>
+            </w:r>
+          </w:p>
+        </w:tc>
+        <w:tc>
+          <w:tcPr>
+            <w:tcW w:w="1663" w:type="dxa"/>
+            <w:vAlign w:val="center"/>
+          </w:tcPr>
+          <w:p/>
+        </w:tc>
+        <w:tc>
+          <w:tcPr>
+            <w:tcW w:w="1548" w:type="dxa"/>
+            <w:vAlign w:val="center"/>
+          </w:tcPr>
+          <w:p/>
+        </w:tc>
+        <w:tc>
+          <w:tcPr>
+            <w:tcW w:w="3827" w:type="dxa"/>
+            <w:vAlign w:val="center"/>
+          </w:tcPr>
+          <w:p/>
+        </w:tc>
+      </w:tr>
+      <w:tr>
+        <w:tc>
+          <w:tcPr>
+            <w:tcW w:w="2171" w:type="dxa"/>
+            <w:vAlign w:val="center"/>
+          </w:tcPr>
+          <w:p>
+            <w:r>
+              <w:rPr>
+                <w:rFonts w:ascii="Aptos Narrow" w:hAnsi="Aptos Narrow"/>
+                <w:color w:val="000000"/>
+              </w:rPr>
+              <w:t>player 7 name</w:t>
+            </w:r>
+          </w:p>
+        </w:tc>
+        <w:tc>
+          <w:tcPr>
+            <w:tcW w:w="1663" w:type="dxa"/>
+            <w:vAlign w:val="center"/>
+          </w:tcPr>
+          <w:p/>
+        </w:tc>
+        <w:tc>
+          <w:tcPr>
+            <w:tcW w:w="1548" w:type="dxa"/>
+            <w:vAlign w:val="center"/>
+          </w:tcPr>
+          <w:p/>
+        </w:tc>
+        <w:tc>
+          <w:tcPr>
+            <w:tcW w:w="3827" w:type="dxa"/>
+            <w:vAlign w:val="center"/>
+          </w:tcPr>
+          <w:p/>
+        </w:tc>
+      </w:tr>
+      <w:tr>
+        <w:tc>
+          <w:tcPr>
+            <w:tcW w:w="2171" w:type="dxa"/>
+            <w:vAlign w:val="center"/>
+          </w:tcPr>
+          <w:p>
+            <w:r>
+              <w:rPr>
+                <w:rFonts w:ascii="Aptos Narrow" w:hAnsi="Aptos Narrow"/>
+                <w:color w:val="000000"/>
+              </w:rPr>
+              <w:t>player 7 win</w:t>
+            </w:r>
+          </w:p>
+        </w:tc>
+        <w:tc>
+          <w:tcPr>
+            <w:tcW w:w="1663" w:type="dxa"/>
+            <w:vAlign w:val="center"/>
+          </w:tcPr>
+          <w:p/>
+        </w:tc>
+        <w:tc>
+          <w:tcPr>
+            <w:tcW w:w="1548" w:type="dxa"/>
+            <w:vAlign w:val="center"/>
+          </w:tcPr>
+          <w:p/>
+        </w:tc>
+        <w:tc>
+          <w:tcPr>
+            <w:tcW w:w="3827" w:type="dxa"/>
+            <w:vAlign w:val="center"/>
+          </w:tcPr>
+          <w:p/>
+        </w:tc>
+      </w:tr>
+      <w:tr>
+        <w:tc>
+          <w:tcPr>
+            <w:tcW w:w="2171" w:type="dxa"/>
+            <w:vAlign w:val="center"/>
+          </w:tcPr>
+          <w:p>
+            <w:r>
+              <w:rPr>
+                <w:rFonts w:ascii="Aptos Narrow" w:hAnsi="Aptos Narrow"/>
+                <w:color w:val="000000"/>
+              </w:rPr>
+              <w:t>player 8 username</w:t>
+            </w:r>
+          </w:p>
+        </w:tc>
+        <w:tc>
+          <w:tcPr>
+            <w:tcW w:w="1663" w:type="dxa"/>
+            <w:vAlign w:val="center"/>
+          </w:tcPr>
+          <w:p/>
+        </w:tc>
+        <w:tc>
+          <w:tcPr>
+            <w:tcW w:w="1548" w:type="dxa"/>
+            <w:vAlign w:val="center"/>
+          </w:tcPr>
+          <w:p/>
+        </w:tc>
+        <w:tc>
+          <w:tcPr>
+            <w:tcW w:w="3827" w:type="dxa"/>
+            <w:vAlign w:val="center"/>
+          </w:tcPr>
+          <w:p/>
+        </w:tc>
+      </w:tr>
+      <w:tr>
+        <w:tc>
+          <w:tcPr>
+            <w:tcW w:w="2171" w:type="dxa"/>
+            <w:vAlign w:val="center"/>
+          </w:tcPr>
+          <w:p>
+            <w:r>
+              <w:rPr>
+                <w:rFonts w:ascii="Aptos Narrow" w:hAnsi="Aptos Narrow"/>
+                <w:color w:val="000000"/>
+              </w:rPr>
+              <w:t>player 8 name</w:t>
+            </w:r>
+          </w:p>
+        </w:tc>
+        <w:tc>
+          <w:tcPr>
+            <w:tcW w:w="1663" w:type="dxa"/>
+            <w:vAlign w:val="center"/>
+          </w:tcPr>
+          <w:p/>
+        </w:tc>
+        <w:tc>
+          <w:tcPr>
+            <w:tcW w:w="1548" w:type="dxa"/>
+            <w:vAlign w:val="center"/>
+          </w:tcPr>
+          <w:p/>
+        </w:tc>
+        <w:tc>
+          <w:tcPr>
+            <w:tcW w:w="3827" w:type="dxa"/>
+            <w:vAlign w:val="center"/>
+          </w:tcPr>
+          <w:p/>
+        </w:tc>
+      </w:tr>
+      <w:tr>
+        <w:tc>
+          <w:tcPr>
+            <w:tcW w:w="2171" w:type="dxa"/>
+            <w:vAlign w:val="center"/>
+          </w:tcPr>
+          <w:p>
+            <w:r>
+              <w:rPr>
+                <w:rFonts w:ascii="Aptos Narrow" w:hAnsi="Aptos Narrow"/>
+                <w:color w:val="000000"/>
+              </w:rPr>
+              <w:t>player 8 new</w:t>
+            </w:r>
+          </w:p>
+        </w:tc>
+        <w:tc>
+          <w:tcPr>
+            <w:tcW w:w="1663" w:type="dxa"/>
+            <w:vAlign w:val="center"/>
+          </w:tcPr>
+          <w:p/>
+        </w:tc>
+        <w:tc>
+          <w:tcPr>
+            <w:tcW w:w="1548" w:type="dxa"/>
+            <w:vAlign w:val="center"/>
+          </w:tcPr>
+          <w:p/>
+        </w:tc>
+        <w:tc>
+          <w:tcPr>
+            <w:tcW w:w="3827" w:type="dxa"/>
+            <w:vAlign w:val="center"/>
+          </w:tcPr>
+          <w:p/>
+        </w:tc>
+      </w:tr>
+    </w:tbl>
+    <w:p/>
+    <w:p/>
+    <w:p>
       <w:pPr>
         <w:pStyle w:val="Kop3"/>
       </w:pPr>
@@ -825,6 +3001,29 @@
                   <w:iCs/>
                   <w:noProof/>
                 </w:rPr>
+                <w:t>Board Game Plays Export</w:t>
+              </w:r>
+              <w:r>
+                <w:rPr>
+                  <w:noProof/>
+                </w:rPr>
+                <w:t>. (n.d.). Retrieved from http://www.sheltonsonline.net/bggtools/getplays</w:t>
+              </w:r>
+            </w:p>
+            <w:p>
+              <w:pPr>
+                <w:pStyle w:val="Bibliografie"/>
+                <w:ind w:left="720" w:hanging="720"/>
+                <w:rPr>
+                  <w:noProof/>
+                </w:rPr>
+              </w:pPr>
+              <w:r>
+                <w:rPr>
+                  <w:i/>
+                  <w:iCs/>
+                  <w:noProof/>
+                </w:rPr>
                 <w:t>BoardGameGeek</w:t>
               </w:r>
               <w:r>
@@ -861,35 +3060,6 @@
                   <w:noProof/>
                 </w:rPr>
                 <w:t>. Retrieved from https://github.com/Excali8ur/Meeplewood</w:t>
-              </w:r>
-            </w:p>
-            <w:p>
-              <w:pPr>
-                <w:pStyle w:val="Bibliografie"/>
-                <w:ind w:left="720" w:hanging="720"/>
-                <w:rPr>
-                  <w:noProof/>
-                </w:rPr>
-              </w:pPr>
-              <w:r>
-                <w:rPr>
-                  <w:noProof/>
-                </w:rPr>
-                <w:t xml:space="preserve">Cross, L., Piovesan, A., Sousa, M., Wright, P., &amp; Atherton, G. (2023). Your move: An open access dataset of over 1500 board gamer’s demographics, preferences and motivations. </w:t>
-              </w:r>
-              <w:r>
-                <w:rPr>
-                  <w:i/>
-                  <w:iCs/>
-                  <w:noProof/>
-                </w:rPr>
-                <w:t>Simulation &amp; Gaming, 54(5)</w:t>
-              </w:r>
-              <w:r>
-                <w:rPr>
-                  <w:noProof/>
-                </w:rPr>
-                <w:t>, pp. 554-575.</w:t>
               </w:r>
             </w:p>
             <w:p>
@@ -958,29 +3128,6 @@
                   <w:iCs/>
                   <w:noProof/>
                 </w:rPr>
-                <w:t>LinkedIn</w:t>
-              </w:r>
-              <w:r>
-                <w:rPr>
-                  <w:noProof/>
-                </w:rPr>
-                <w:t>. (n.d.). Retrieved from https://www.linkedin.com/in/rianneverheijen/</w:t>
-              </w:r>
-            </w:p>
-            <w:p>
-              <w:pPr>
-                <w:pStyle w:val="Bibliografie"/>
-                <w:ind w:left="720" w:hanging="720"/>
-                <w:rPr>
-                  <w:noProof/>
-                </w:rPr>
-              </w:pPr>
-              <w:r>
-                <w:rPr>
-                  <w:i/>
-                  <w:iCs/>
-                  <w:noProof/>
-                </w:rPr>
                 <w:t>Spiel</w:t>
               </w:r>
               <w:r>
@@ -988,64 +3135,6 @@
                   <w:noProof/>
                 </w:rPr>
                 <w:t>. (n.d.). Retrieved from https://www.spiel-essen.de/en/</w:t>
-              </w:r>
-            </w:p>
-            <w:p>
-              <w:pPr>
-                <w:pStyle w:val="Bibliografie"/>
-                <w:ind w:left="720" w:hanging="720"/>
-                <w:rPr>
-                  <w:noProof/>
-                </w:rPr>
-              </w:pPr>
-              <w:r>
-                <w:rPr>
-                  <w:noProof/>
-                </w:rPr>
-                <w:t xml:space="preserve">Woodward, P., &amp; Woodward, S. (2019, Oktober). Mining the Boardgamegeek. </w:t>
-              </w:r>
-              <w:r>
-                <w:rPr>
-                  <w:i/>
-                  <w:iCs/>
-                  <w:noProof/>
-                </w:rPr>
-                <w:t>Significance</w:t>
-              </w:r>
-              <w:r>
-                <w:rPr>
-                  <w:noProof/>
-                </w:rPr>
-                <w:t>, pp. 24-29.</w:t>
-              </w:r>
-            </w:p>
-            <w:p>
-              <w:pPr>
-                <w:pStyle w:val="Bibliografie"/>
-                <w:ind w:left="720" w:hanging="720"/>
-                <w:rPr>
-                  <w:noProof/>
-                </w:rPr>
-              </w:pPr>
-              <w:r>
-                <w:rPr>
-                  <w:noProof/>
-                </w:rPr>
-                <w:t xml:space="preserve">Xiao, T. (2025). Analysis of Factors Influencing Board Game Ownership Based on A Gradient Boosting Model. </w:t>
-              </w:r>
-              <w:r>
-                <w:rPr>
-                  <w:i/>
-                  <w:iCs/>
-                  <w:noProof/>
-                </w:rPr>
-                <w:t>Theoretical and Natural Science</w:t>
-              </w:r>
-              <w:r>
-                <w:rPr>
-                  <w:noProof/>
-                </w:rPr>
-                <w:t>, pp. 16-24.</w:t>
               </w:r>
             </w:p>
             <w:p>
@@ -1239,7 +3328,7 @@
         <w:noProof/>
         <w:color w:val="002060"/>
       </w:rPr>
-      <w:t>03/04/2026</w:t>
+      <w:t>05/04/2026</w:t>
     </w:r>
     <w:r>
       <w:rPr>
@@ -7408,6 +9497,25 @@
     <w:unhideWhenUsed/>
     <w:rsid w:val="00682305"/>
   </w:style>
+  <w:style w:type="table" w:styleId="Tabelraster">
+    <w:name w:val="Table Grid"/>
+    <w:basedOn w:val="Standaardtabel"/>
+    <w:uiPriority w:val="39"/>
+    <w:rsid w:val="00A60707"/>
+    <w:pPr>
+      <w:spacing w:after="0" w:line="240" w:lineRule="auto"/>
+    </w:pPr>
+    <w:tblPr>
+      <w:tblBorders>
+        <w:top w:val="single" w:sz="4" w:space="0" w:color="auto"/>
+        <w:left w:val="single" w:sz="4" w:space="0" w:color="auto"/>
+        <w:bottom w:val="single" w:sz="4" w:space="0" w:color="auto"/>
+        <w:right w:val="single" w:sz="4" w:space="0" w:color="auto"/>
+        <w:insideH w:val="single" w:sz="4" w:space="0" w:color="auto"/>
+        <w:insideV w:val="single" w:sz="4" w:space="0" w:color="auto"/>
+      </w:tblBorders>
+    </w:tblPr>
+  </w:style>
 </w:styles>
 </file>
 
@@ -7753,7 +9861,7 @@
     <b:Title>Board Game Stats</b:Title>
     <b:URL>https://www.bgstatsapp.com/</b:URL>
     <b:LCID>en-GB</b:LCID>
-    <b:RefOrder>1</b:RefOrder>
+    <b:RefOrder>4</b:RefOrder>
   </b:Source>
   <b:Source>
     <b:Tag>Ria26</b:Tag>
@@ -7773,99 +9881,6 @@
     <b:Title>Github repository</b:Title>
     <b:Year>2026</b:Year>
     <b:URL>https://github.com/Excali8ur/Meeplewood</b:URL>
-    <b:RefOrder>9</b:RefOrder>
-  </b:Source>
-  <b:Source>
-    <b:Tag>Lin</b:Tag>
-    <b:SourceType>InternetSite</b:SourceType>
-    <b:Guid>{55893953-5F53-4699-858E-2824840DE321}</b:Guid>
-    <b:Title>LinkedIn</b:Title>
-    <b:URL>https://www.linkedin.com/in/rianneverheijen/</b:URL>
-    <b:LCID>en-GB</b:LCID>
-    <b:RefOrder>10</b:RefOrder>
-  </b:Source>
-  <b:Source>
-    <b:Tag>Cro23</b:Tag>
-    <b:SourceType>ArticleInAPeriodical</b:SourceType>
-    <b:Guid>{C6F24614-B8FC-4348-8D92-6FA9778FC8FD}</b:Guid>
-    <b:Title>Your move: An open access dataset of over 1500 board gamer’s demographics, preferences and motivations.</b:Title>
-    <b:Year>2023</b:Year>
-    <b:Pages>554-575</b:Pages>
-    <b:PeriodicalTitle>Simulation &amp; Gaming, 54(5)</b:PeriodicalTitle>
-    <b:LCID>en-GB</b:LCID>
-    <b:Author>
-      <b:Author>
-        <b:NameList>
-          <b:Person>
-            <b:Last>Cross</b:Last>
-            <b:First>L</b:First>
-          </b:Person>
-          <b:Person>
-            <b:Last>Piovesan</b:Last>
-            <b:First>A</b:First>
-          </b:Person>
-          <b:Person>
-            <b:Last>Sousa</b:Last>
-            <b:First>M</b:First>
-          </b:Person>
-          <b:Person>
-            <b:Last>Wright</b:Last>
-            <b:First>P</b:First>
-          </b:Person>
-          <b:Person>
-            <b:Last>Atherton</b:Last>
-            <b:First>G</b:First>
-          </b:Person>
-        </b:NameList>
-      </b:Author>
-    </b:Author>
-    <b:RefOrder>7</b:RefOrder>
-  </b:Source>
-  <b:Source>
-    <b:Tag>Woo19</b:Tag>
-    <b:SourceType>ArticleInAPeriodical</b:SourceType>
-    <b:Guid>{EBD8C9BB-71E5-44AF-B89C-4E163B7FAF6E}</b:Guid>
-    <b:Author>
-      <b:Author>
-        <b:NameList>
-          <b:Person>
-            <b:Last>Woodward</b:Last>
-            <b:First>Phil</b:First>
-          </b:Person>
-          <b:Person>
-            <b:Last>Woodward</b:Last>
-            <b:First>Sam</b:First>
-          </b:Person>
-        </b:NameList>
-      </b:Author>
-    </b:Author>
-    <b:Title>Mining the Boardgamegeek</b:Title>
-    <b:PeriodicalTitle>Significance</b:PeriodicalTitle>
-    <b:Year>2019</b:Year>
-    <b:Month>Oktober</b:Month>
-    <b:Pages>24-29</b:Pages>
-    <b:LCID>en-GB</b:LCID>
-    <b:RefOrder>4</b:RefOrder>
-  </b:Source>
-  <b:Source>
-    <b:Tag>Tho25</b:Tag>
-    <b:SourceType>ArticleInAPeriodical</b:SourceType>
-    <b:Guid>{02D64AE5-BE45-4886-A7CD-A5002BBCE72B}</b:Guid>
-    <b:LCID>en-GB</b:LCID>
-    <b:Author>
-      <b:Author>
-        <b:NameList>
-          <b:Person>
-            <b:Last>Xiao</b:Last>
-            <b:First>Thomas</b:First>
-          </b:Person>
-        </b:NameList>
-      </b:Author>
-    </b:Author>
-    <b:Title>Analysis of Factors Influencing Board Game Ownership Based on A Gradient Boosting Model</b:Title>
-    <b:PeriodicalTitle>Theoretical and Natural Science</b:PeriodicalTitle>
-    <b:Year>2025</b:Year>
-    <b:Pages>16-24</b:Pages>
     <b:RefOrder>5</b:RefOrder>
   </b:Source>
   <b:Source>
@@ -7877,12 +9892,12 @@
     <b:RefOrder>6</b:RefOrder>
   </b:Source>
   <b:Source>
-    <b:Tag>Nem</b:Tag>
+    <b:Tag>Export</b:Tag>
     <b:SourceType>InternetSite</b:SourceType>
-    <b:Guid>{553E1E9D-2A0A-4F3B-A618-E1E46BF68AA6}</b:Guid>
-    <b:Title>NemeStats</b:Title>
-    <b:URL>https://nemestats.com/</b:URL>
-    <b:RefOrder>8</b:RefOrder>
+    <b:Guid>{457FCA24-7701-4E1E-BE7C-4B1BC0896AC7}</b:Guid>
+    <b:Title>Board Game Plays Export</b:Title>
+    <b:URL>http://www.sheltonsonline.net/bggtools/getplays</b:URL>
+    <b:RefOrder>1</b:RefOrder>
   </b:Source>
 </b:Sources>
 </file>
@@ -7896,7 +9911,7 @@
 </file>
 
 <file path=customXml/itemProps2.xml><?xml version="1.0" encoding="utf-8"?>
-<ds:datastoreItem xmlns:ds="http://schemas.openxmlformats.org/officeDocument/2006/customXml" ds:itemID="{BD6D62FC-0AC3-4DC0-A87C-2F001CD2CDA8}">
+<ds:datastoreItem xmlns:ds="http://schemas.openxmlformats.org/officeDocument/2006/customXml" ds:itemID="{81208CE9-9D3D-4CCF-A90A-0B4E26973931}">
   <ds:schemaRefs>
     <ds:schemaRef ds:uri="http://schemas.openxmlformats.org/officeDocument/2006/bibliography"/>
   </ds:schemaRefs>
